--- a/submission/build/reference_submission.docx
+++ b/submission/build/reference_submission.docx
@@ -549,14 +549,14 @@
     <w:rPrDefault>
       <w:rPr>
         <w:rFonts w:ascii="Times New Roman" w:hAnsi="Times New Roman" w:eastAsia="Times New Roman" w:cs="Times New Roman"/>
-        <w:sz w:val="24"/>
-        <w:szCs w:val="24"/>
+        <w:sz w:val="22"/>
+        <w:szCs w:val="22"/>
         <w:lang w:val="en-US" w:eastAsia="en-US" w:bidi="ar-SA"/>
       </w:rPr>
     </w:rPrDefault>
     <w:pPrDefault>
       <w:pPr>
-        <w:spacing w:before="0" w:after="120" w:line="360" w:lineRule="auto"/>
+        <w:spacing w:before="0" w:after="120" w:line="480" w:lineRule="auto"/>
       </w:pPr>
     </w:pPrDefault>
   </w:docDefaults>
@@ -564,13 +564,18 @@
   <w:style w:type="paragraph" w:default="1" w:styleId="Normal">
     <w:name w:val="Normal"/>
     <w:qFormat/>
+    <w:pPr>
+      <w:spacing w:before="0" w:after="120" w:line="480" w:lineRule="auto"/>
+      <w:jc w:val="both"/>
+    </w:pPr>
   </w:style>
   <w:style w:type="paragraph" w:styleId="BodyText">
     <w:name w:val="Body Text"/>
     <w:basedOn w:val="Normal"/>
     <w:link w:val="BodyTextChar"/>
     <w:pPr>
-      <w:spacing w:before="0" w:after="120" w:line="360" w:lineRule="auto"/>
+      <w:spacing w:before="0" w:after="120" w:line="480" w:lineRule="auto"/>
+      <w:jc w:val="both"/>
     </w:pPr>
     <w:qFormat/>
   </w:style>
@@ -580,7 +585,8 @@
     <w:next w:val="BodyText"/>
     <w:qFormat/>
     <w:pPr>
-      <w:spacing w:before="0" w:after="120" w:line="360" w:lineRule="auto"/>
+      <w:spacing w:before="0" w:after="120" w:line="480" w:lineRule="auto"/>
+      <w:jc w:val="both"/>
     </w:pPr>
   </w:style>
   <w:style w:type="paragraph" w:customStyle="1" w:styleId="Compact">
@@ -588,7 +594,8 @@
     <w:basedOn w:val="BodyText"/>
     <w:qFormat/>
     <w:pPr>
-      <w:spacing w:before="0" w:after="48" w:line="360" w:lineRule="auto"/>
+      <w:spacing w:before="0" w:after="48" w:line="480" w:lineRule="auto"/>
+      <w:jc w:val="both"/>
     </w:pPr>
   </w:style>
   <w:style w:type="paragraph" w:styleId="Title">
@@ -638,8 +645,8 @@
     </w:pPr>
     <w:rPr>
       <w:rFonts w:ascii="Times New Roman" w:hAnsi="Times New Roman" w:eastAsia="Times New Roman" w:cs="Times New Roman"/>
-      <w:sz w:val="24"/>
-      <w:szCs w:val="24"/>
+      <w:sz w:val="22"/>
+      <w:szCs w:val="22"/>
     </w:rPr>
   </w:style>
   <w:style w:type="paragraph" w:styleId="Date">
@@ -686,27 +693,7 @@
       <w:keepNext/>
       <w:keepLines/>
       <w:outlineLvl w:val="0"/>
-    </w:pPr>
-    <w:rPr>
-      <w:rFonts w:ascii="Times New Roman" w:hAnsi="Times New Roman" w:eastAsia="Times New Roman" w:cs="Times New Roman"/>
-      <w:b/>
-      <w:bCs/>
-      <w:sz w:val="28"/>
-      <w:szCs w:val="28"/>
-    </w:rPr>
-  </w:style>
-  <w:style w:type="paragraph" w:styleId="Heading2">
-    <w:name w:val="Heading 2"/>
-    <w:basedOn w:val="Normal"/>
-    <w:next w:val="BodyText"/>
-    <w:uiPriority w:val="9"/>
-    <w:unhideWhenUsed/>
-    <w:qFormat/>
-    <w:pPr>
-      <w:spacing w:before="240" w:after="80" w:line="240" w:lineRule="auto"/>
-      <w:keepNext/>
-      <w:keepLines/>
-      <w:outlineLvl w:val="1"/>
+      <w:jc w:val="left"/>
     </w:pPr>
     <w:rPr>
       <w:rFonts w:ascii="Times New Roman" w:hAnsi="Times New Roman" w:eastAsia="Times New Roman" w:cs="Times New Roman"/>
@@ -716,6 +703,28 @@
       <w:szCs w:val="24"/>
     </w:rPr>
   </w:style>
+  <w:style w:type="paragraph" w:styleId="Heading2">
+    <w:name w:val="Heading 2"/>
+    <w:basedOn w:val="Normal"/>
+    <w:next w:val="BodyText"/>
+    <w:uiPriority w:val="9"/>
+    <w:unhideWhenUsed/>
+    <w:qFormat/>
+    <w:pPr>
+      <w:spacing w:before="240" w:after="80" w:line="240" w:lineRule="auto"/>
+      <w:keepNext/>
+      <w:keepLines/>
+      <w:outlineLvl w:val="1"/>
+      <w:jc w:val="left"/>
+    </w:pPr>
+    <w:rPr>
+      <w:rFonts w:ascii="Times New Roman" w:hAnsi="Times New Roman" w:eastAsia="Times New Roman" w:cs="Times New Roman"/>
+      <w:b/>
+      <w:bCs/>
+      <w:sz w:val="24"/>
+      <w:szCs w:val="24"/>
+    </w:rPr>
+  </w:style>
   <w:style w:type="paragraph" w:styleId="Heading3">
     <w:name w:val="Heading 3"/>
     <w:basedOn w:val="Normal"/>
@@ -728,6 +737,7 @@
       <w:keepNext/>
       <w:keepLines/>
       <w:outlineLvl w:val="2"/>
+      <w:jc w:val="left"/>
     </w:pPr>
     <w:rPr>
       <w:rFonts w:ascii="Times New Roman" w:hAnsi="Times New Roman" w:eastAsia="Times New Roman" w:cs="Times New Roman"/>
@@ -751,6 +761,7 @@
       <w:keepNext/>
       <w:keepLines/>
       <w:outlineLvl w:val="3"/>
+      <w:jc w:val="left"/>
     </w:pPr>
     <w:rPr>
       <w:rFonts w:ascii="Times New Roman" w:hAnsi="Times New Roman" w:eastAsia="Times New Roman" w:cs="Times New Roman"/>
@@ -772,6 +783,7 @@
       <w:keepNext/>
       <w:keepLines/>
       <w:outlineLvl w:val="4"/>
+      <w:jc w:val="left"/>
     </w:pPr>
     <w:rPr>
       <w:rFonts w:ascii="Times New Roman" w:hAnsi="Times New Roman" w:eastAsia="Times New Roman" w:cs="Times New Roman"/>
@@ -793,6 +805,7 @@
       <w:keepNext/>
       <w:keepLines/>
       <w:outlineLvl w:val="5"/>
+      <w:jc w:val="left"/>
     </w:pPr>
     <w:rPr>
       <w:rFonts w:ascii="Times New Roman" w:hAnsi="Times New Roman" w:eastAsia="Times New Roman" w:cs="Times New Roman"/>
@@ -870,8 +883,9 @@
     <w:unhideWhenUsed/>
     <w:qFormat/>
     <w:pPr>
-      <w:spacing w:before="100" w:after="100"/>
+      <w:spacing w:before="0" w:after="120" w:line="480" w:lineRule="auto"/>
       <w:ind w:firstLine="0" w:left="480" w:right="480"/>
+      <w:jc w:val="both"/>
     </w:pPr>
   </w:style>
   <w:style w:type="paragraph" w:styleId="FootnoteText">
@@ -963,8 +977,8 @@
     <w:basedOn w:val="BodyTextChar"/>
     <w:rPr>
       <w:rFonts w:ascii="Courier New" w:hAnsi="Courier New" w:eastAsia="Courier New" w:cs="Courier New"/>
-      <w:sz w:val="22"/>
-      <w:szCs w:val="22"/>
+      <w:sz w:val="20"/>
+      <w:szCs w:val="20"/>
     </w:rPr>
   </w:style>
   <w:style w:type="character" w:styleId="FootnoteReference">
@@ -1005,11 +1019,12 @@
     <w:qFormat/>
     <w:pPr>
       <w:spacing w:before="0" w:after="60" w:line="240" w:lineRule="auto"/>
+      <w:jc w:val="left"/>
     </w:pPr>
     <w:rPr>
       <w:rFonts w:ascii="Times New Roman" w:hAnsi="Times New Roman" w:eastAsia="Times New Roman" w:cs="Times New Roman"/>
-      <w:sz w:val="24"/>
-      <w:szCs w:val="24"/>
+      <w:sz w:val="22"/>
+      <w:szCs w:val="22"/>
     </w:rPr>
   </w:style>
   <w:style w:type="paragraph" w:customStyle="1" w:styleId="FigureImage">
@@ -1029,11 +1044,12 @@
     <w:pPr>
       <w:spacing w:before="0" w:after="280" w:line="240" w:lineRule="auto"/>
       <w:ind w:left="284" w:right="284"/>
+      <w:jc w:val="both"/>
     </w:pPr>
     <w:rPr>
       <w:rFonts w:ascii="Times New Roman" w:hAnsi="Times New Roman" w:eastAsia="Times New Roman" w:cs="Times New Roman"/>
-      <w:sz w:val="24"/>
-      <w:szCs w:val="24"/>
+      <w:sz w:val="20"/>
+      <w:szCs w:val="20"/>
     </w:rPr>
   </w:style>
 </w:styles>
